--- a/src/importers/docx/__fixtures__/pandoc.docx
+++ b/src/importers/docx/__fixtures__/pandoc.docx
@@ -340,12 +340,21 @@
         <w:t xml:space="preserve">Photo</w:t>
       </w:r>
     </w:p>
+    <w:p>
+      <w:pPr>
+        <w:pStyle w:val="TableCaption"/>
+      </w:pPr>
+      <w:r>
+        <w:t xml:space="preserve">Values</w:t>
+      </w:r>
+    </w:p>
     <w:tbl>
       <w:tblPr>
         <w:tblStyle w:val="Table"/>
         <w:tblW w:type="auto" w:w="0"/>
         <w:tblLook w:firstRow="1" w:lastRow="0" w:firstColumn="0" w:lastColumn="0" w:noHBand="0" w:noVBand="0" w:val="0020"/>
         <w:jc w:val="start"/>
+        <w:tblCaption w:val="Values"/>
       </w:tblPr>
       <w:tblGrid>
         <w:gridCol w:w="3960"/>
@@ -428,6 +437,105 @@
             </w:pPr>
             <w:r>
               <w:t xml:space="preserve">2</w:t>
+            </w:r>
+          </w:p>
+        </w:tc>
+      </w:tr>
+    </w:tbl>
+    <w:p/>
+    <w:tbl>
+      <w:tblPr>
+        <w:tblStyle w:val="Table"/>
+        <w:tblW w:type="pct" w:w="1667"/>
+        <w:tblLook w:firstRow="1" w:lastRow="0" w:firstColumn="0" w:lastColumn="0" w:noHBand="0" w:noVBand="0" w:val="0020"/>
+        <w:jc w:val="start"/>
+      </w:tblPr>
+      <w:tblGrid>
+        <w:gridCol w:w="880"/>
+        <w:gridCol w:w="880"/>
+        <w:gridCol w:w="880"/>
+      </w:tblGrid>
+      <w:tr>
+        <w:trPr>
+          <w:tblHeader w:val="true"/>
+        </w:trPr>
+        <w:tc>
+          <w:tcPr>
+            <w:gridSpan w:val="3"/>
+          </w:tcPr>
+          <w:p>
+            <w:pPr>
+              <w:pStyle w:val="Compact"/>
+              <w:jc w:val="left"/>
+            </w:pPr>
+            <w:r>
+              <w:t xml:space="preserve">Q1</w:t>
+            </w:r>
+          </w:p>
+        </w:tc>
+      </w:tr>
+      <w:tr>
+        <w:tc>
+          <w:tcPr/>
+          <w:p>
+            <w:pPr>
+              <w:pStyle w:val="Compact"/>
+              <w:jc w:val="left"/>
+            </w:pPr>
+            <w:r>
+              <w:t xml:space="preserve">Jan</w:t>
+            </w:r>
+          </w:p>
+        </w:tc>
+        <w:tc>
+          <w:tcPr/>
+          <w:p>
+            <w:pPr>
+              <w:pStyle w:val="Compact"/>
+              <w:jc w:val="left"/>
+            </w:pPr>
+            <w:r>
+              <w:t xml:space="preserve">Feb</w:t>
+            </w:r>
+          </w:p>
+        </w:tc>
+        <w:tc>
+          <w:tcPr/>
+          <w:p>
+            <w:pPr>
+              <w:pStyle w:val="Compact"/>
+              <w:jc w:val="left"/>
+            </w:pPr>
+            <w:r>
+              <w:t xml:space="preserve">Mar</w:t>
+            </w:r>
+          </w:p>
+        </w:tc>
+      </w:tr>
+      <w:tr>
+        <w:tc>
+          <w:tcPr>
+            <w:gridSpan w:val="2"/>
+          </w:tcPr>
+          <w:p>
+            <w:pPr>
+              <w:pStyle w:val="Compact"/>
+              <w:jc w:val="left"/>
+            </w:pPr>
+            <w:r>
+              <w:t xml:space="preserve">North</w:t>
+            </w:r>
+          </w:p>
+        </w:tc>
+        <w:tc>
+          <w:tcPr/>
+          <w:p>
+            <w:pPr>
+              <w:pStyle w:val="Compact"/>
+              <w:jc w:val="left"/>
+            </w:pPr>
+            <w:r>
+              <w:t xml:space="preserve">30</w:t>
             </w:r>
           </w:p>
         </w:tc>
